--- a/apps/shell/resources/builtin-skills/cheil-meeting-notes/assets/광고주 회의록.docx
+++ b/apps/shell/resources/builtin-skills/cheil-meeting-notes/assets/광고주 회의록.docx
@@ -43,6 +43,32 @@
           <w:p>
             <w:r>
               <w:t>[회의명]</w:t>
+            </w:r>
+          </w:p>
+        </w:tc>
+      </w:tr>
+      <w:tr>
+        <w:tc>
+          <w:tcPr>
+            <w:tcW w:type="dxa" w:w="2268"/>
+            <w:shd w:val="clear" w:color="auto" w:fill="EEF2F8"/>
+          </w:tcPr>
+          <w:p>
+            <w:r>
+              <w:rPr>
+                <w:b/>
+              </w:rPr>
+              <w:t>광고주 · 캠페인</w:t>
+            </w:r>
+          </w:p>
+        </w:tc>
+        <w:tc>
+          <w:tcPr>
+            <w:tcW w:type="dxa" w:w="7143"/>
+          </w:tcPr>
+          <w:p>
+            <w:r>
+              <w:t>[광고주] · [캠페인명]</w:t>
             </w:r>
           </w:p>
         </w:tc>
@@ -146,7 +172,7 @@
           </w:tcPr>
           <w:p>
             <w:r>
-              <w:t>[작성자]</w:t>
+              <w:t>[작성자] · [작성일]</w:t>
             </w:r>
           </w:p>
         </w:tc>
